--- a/report.docx
+++ b/report.docx
@@ -140,87 +140,52 @@
     </w:p>
     <w:p>
       <w:pPr>
+        <w:pStyle w:val="21"/>
         <w:jc w:val="center"/>
         <w:rPr>
-          <w:rFonts w:ascii="Arial" w:hAnsi="Arial" w:cs="Arial"/>
-          <w:sz w:val="24"/>
-          <w:szCs w:val="24"/>
+          <w:color w:val="000000" w:themeColor="text1"/>
+          <w:lang w:val="ru-RU"/>
         </w:rPr>
       </w:pPr>
       <w:r>
         <w:rPr>
-          <w:rFonts w:ascii="Arial" w:hAnsi="Arial" w:cs="Arial"/>
-          <w:sz w:val="24"/>
-          <w:szCs w:val="24"/>
+          <w:color w:val="000000" w:themeColor="text1"/>
           <w:lang w:val="ru-RU"/>
         </w:rPr>
         <w:t>КОД РЕАЛИЗАЦИИ ТУТ</w:t>
       </w:r>
       <w:r>
         <w:rPr>
-          <w:rFonts w:ascii="Arial" w:hAnsi="Arial" w:cs="Arial"/>
-          <w:sz w:val="24"/>
-          <w:szCs w:val="24"/>
+          <w:color w:val="C00000"/>
+          <w:lang w:val="ru-RU"/>
+        </w:rPr>
+        <w:t>!!!!!</w:t>
+      </w:r>
+      <w:r>
+        <w:rPr>
+          <w:color w:val="000000" w:themeColor="text1"/>
+          <w:lang w:val="ru-RU"/>
         </w:rPr>
         <w:t>:</w:t>
       </w:r>
     </w:p>
     <w:p>
       <w:pPr>
-        <w:rPr>
-          <w:rFonts w:ascii="Arial" w:hAnsi="Arial" w:cs="Arial"/>
-          <w:sz w:val="24"/>
-          <w:szCs w:val="24"/>
+        <w:pStyle w:val="21"/>
+        <w:jc w:val="center"/>
+        <w:rPr>
+          <w:lang w:val="ru-RU"/>
         </w:rPr>
       </w:pPr>
-      <w:r>
-        <w:rPr>
-          <w:rFonts w:ascii="Arial" w:hAnsi="Arial" w:cs="Arial"/>
-          <w:sz w:val="24"/>
-          <w:szCs w:val="24"/>
-        </w:rPr>
-        <w:tab/>
-      </w:r>
-      <w:r>
-        <w:rPr>
-          <w:rFonts w:ascii="Arial" w:hAnsi="Arial" w:cs="Arial"/>
-          <w:sz w:val="24"/>
-          <w:szCs w:val="24"/>
-        </w:rPr>
-        <w:tab/>
-      </w:r>
-      <w:r>
-        <w:rPr>
-          <w:rFonts w:ascii="Arial" w:hAnsi="Arial" w:cs="Arial"/>
-          <w:sz w:val="24"/>
-          <w:szCs w:val="24"/>
-        </w:rPr>
-        <w:tab/>
-      </w:r>
-      <w:r>
-        <w:rPr>
-          <w:rFonts w:ascii="Arial" w:hAnsi="Arial" w:cs="Arial"/>
-          <w:sz w:val="24"/>
-          <w:szCs w:val="24"/>
-        </w:rPr>
-        <w:tab/>
-      </w:r>
-      <w:r>
-        <w:rPr>
-          <w:rFonts w:ascii="Arial" w:hAnsi="Arial" w:cs="Arial"/>
-          <w:sz w:val="24"/>
-          <w:szCs w:val="24"/>
-        </w:rPr>
-        <w:tab/>
-      </w:r>
-      <w:r>
-        <w:rPr>
-          <w:rFonts w:ascii="Arial" w:hAnsi="Arial" w:cs="Arial"/>
-          <w:sz w:val="24"/>
-          <w:szCs w:val="24"/>
-        </w:rPr>
-        <w:tab/>
-      </w:r>
+      <w:hyperlink r:id="rId6" w:history="1">
+        <w:r>
+          <w:rPr>
+            <w:rStyle w:val="aff8"/>
+            <w:lang w:val="ru-RU"/>
+          </w:rPr>
+          <w:t>НАЖМИТЕ НА МЕНЯ</w:t>
+        </w:r>
+      </w:hyperlink>
     </w:p>
     <w:p>
       <w:pPr>
@@ -3920,7 +3885,7 @@
                     <pic:cNvPicPr/>
                   </pic:nvPicPr>
                   <pic:blipFill>
-                    <a:blip r:embed="rId6"/>
+                    <a:blip r:embed="rId7"/>
                     <a:stretch>
                       <a:fillRect/>
                     </a:stretch>
@@ -4197,7 +4162,7 @@
                     <pic:cNvPicPr/>
                   </pic:nvPicPr>
                   <pic:blipFill>
-                    <a:blip r:embed="rId7"/>
+                    <a:blip r:embed="rId8"/>
                     <a:stretch>
                       <a:fillRect/>
                     </a:stretch>
@@ -4306,7 +4271,7 @@
                     <pic:cNvPicPr/>
                   </pic:nvPicPr>
                   <pic:blipFill>
-                    <a:blip r:embed="rId8"/>
+                    <a:blip r:embed="rId9"/>
                     <a:stretch>
                       <a:fillRect/>
                     </a:stretch>
@@ -6163,7 +6128,7 @@
                     <pic:cNvPicPr/>
                   </pic:nvPicPr>
                   <pic:blipFill>
-                    <a:blip r:embed="rId9"/>
+                    <a:blip r:embed="rId10"/>
                     <a:stretch>
                       <a:fillRect/>
                     </a:stretch>
@@ -10119,7 +10084,7 @@
                     <pic:cNvPicPr/>
                   </pic:nvPicPr>
                   <pic:blipFill>
-                    <a:blip r:embed="rId10"/>
+                    <a:blip r:embed="rId11"/>
                     <a:stretch>
                       <a:fillRect/>
                     </a:stretch>
@@ -10197,7 +10162,7 @@
                     <pic:cNvPicPr/>
                   </pic:nvPicPr>
                   <pic:blipFill>
-                    <a:blip r:embed="rId11"/>
+                    <a:blip r:embed="rId12"/>
                     <a:stretch>
                       <a:fillRect/>
                     </a:stretch>
@@ -22435,6 +22400,29 @@
       </w:tcPr>
     </w:tblStylePr>
   </w:style>
+  <w:style w:type="character" w:styleId="aff8">
+    <w:name w:val="Hyperlink"/>
+    <w:basedOn w:val="a2"/>
+    <w:uiPriority w:val="99"/>
+    <w:unhideWhenUsed/>
+    <w:rsid w:val="005F4D6D"/>
+    <w:rPr>
+      <w:color w:val="0000FF" w:themeColor="hyperlink"/>
+      <w:u w:val="single"/>
+    </w:rPr>
+  </w:style>
+  <w:style w:type="character" w:styleId="aff9">
+    <w:name w:val="Unresolved Mention"/>
+    <w:basedOn w:val="a2"/>
+    <w:uiPriority w:val="99"/>
+    <w:semiHidden/>
+    <w:unhideWhenUsed/>
+    <w:rsid w:val="005F4D6D"/>
+    <w:rPr>
+      <w:color w:val="605E5C"/>
+      <w:shd w:val="clear" w:color="auto" w:fill="E1DFDD"/>
+    </w:rPr>
+  </w:style>
 </w:styles>
 </file>
 
